--- a/MRI八通道 pTx RF相位校准系统设计方案.docx
+++ b/MRI八通道 pTx RF相位校准系统设计方案.docx
@@ -1814,8 +1814,6 @@
         </w:rPr>
         <w:t>。</w:t>
       </w:r>
-      <w:bookmarkStart w:id="0" w:name="_GoBack"/>
-      <w:bookmarkEnd w:id="0"/>
     </w:p>
     <w:p>
       <w:pPr>
@@ -2188,6 +2186,7 @@
           <w:b w:val="0"/>
           <w:sz w:val="28"/>
           <w:szCs w:val="22"/>
+          <w:lang w:eastAsia="zh-CN"/>
         </w:rPr>
       </w:pPr>
       <w:r>
@@ -2199,18 +2198,52 @@
           <w:szCs w:val="22"/>
           <w:lang w:val="en-US" w:eastAsia="zh-CN"/>
         </w:rPr>
-        <w:t>谱仪控制参考信号通道和通道i信号，</w:t>
-      </w:r>
-      <w:r>
-        <w:rPr>
-          <w:rStyle w:val="7"/>
-          <w:rFonts w:hint="eastAsia" w:ascii="等线" w:hAnsi="等线" w:eastAsia="等线" w:cs="等线"/>
-          <w:b w:val="0"/>
-          <w:sz w:val="28"/>
-          <w:szCs w:val="22"/>
-        </w:rPr>
-        <w:t>控制电脑通过以太网与示波器连接，安装TekVISA软件，通过SCPI命令和VISA接口自动化控制示波器采集数据并进行分析，代码：</w:t>
-      </w:r>
+        <w:t>谱仪控制参考信号通道和通道i信号，使用方波包络的正弦函数信号，</w:t>
+      </w:r>
+      <w:r>
+        <w:rPr>
+          <w:rStyle w:val="7"/>
+          <w:rFonts w:hint="eastAsia" w:ascii="等线" w:hAnsi="等线" w:eastAsia="等线" w:cs="等线"/>
+          <w:b w:val="0"/>
+          <w:sz w:val="28"/>
+          <w:szCs w:val="22"/>
+        </w:rPr>
+        <w:t>控制电脑通过以太网与示波器连接，</w:t>
+      </w:r>
+      <w:r>
+        <w:rPr>
+          <w:rStyle w:val="7"/>
+          <w:rFonts w:hint="eastAsia" w:ascii="等线" w:hAnsi="等线" w:eastAsia="等线" w:cs="等线"/>
+          <w:b w:val="0"/>
+          <w:sz w:val="28"/>
+          <w:szCs w:val="22"/>
+          <w:lang w:val="en-US" w:eastAsia="zh-CN"/>
+        </w:rPr>
+        <w:t>使用python对</w:t>
+      </w:r>
+      <w:r>
+        <w:rPr>
+          <w:rStyle w:val="7"/>
+          <w:rFonts w:hint="eastAsia" w:ascii="等线" w:hAnsi="等线" w:eastAsia="等线" w:cs="等线"/>
+          <w:b w:val="0"/>
+          <w:sz w:val="28"/>
+          <w:szCs w:val="22"/>
+        </w:rPr>
+        <w:t>接口自动化控制示波器采集数据并进行分析</w:t>
+      </w:r>
+      <w:r>
+        <w:rPr>
+          <w:rStyle w:val="7"/>
+          <w:rFonts w:hint="eastAsia" w:ascii="等线" w:hAnsi="等线" w:eastAsia="等线" w:cs="等线"/>
+          <w:b w:val="0"/>
+          <w:sz w:val="28"/>
+          <w:szCs w:val="22"/>
+          <w:lang w:eastAsia="zh-CN"/>
+        </w:rPr>
+        <w:t>。</w:t>
+      </w:r>
+      <w:bookmarkStart w:id="0" w:name="_GoBack"/>
+      <w:bookmarkEnd w:id="0"/>
     </w:p>
     <w:p>
       <w:pPr>

--- a/MRI八通道 pTx RF相位校准系统设计方案.docx
+++ b/MRI八通道 pTx RF相位校准系统设计方案.docx
@@ -1514,11 +1514,12 @@
         <w:jc w:val="left"/>
         <w:rPr>
           <w:rStyle w:val="13"/>
-          <w:rFonts w:ascii="等线" w:hAnsi="等线" w:eastAsia="等线" w:cs="等线"/>
+          <w:rFonts w:hint="default" w:ascii="等线" w:hAnsi="等线" w:eastAsia="等线" w:cs="等线"/>
           <w:color w:val="0F1115"/>
           <w:sz w:val="29"/>
           <w:szCs w:val="29"/>
           <w:shd w:val="clear" w:color="auto" w:fill="FFFFFF"/>
+          <w:lang w:val="en-US" w:eastAsia="zh-CN"/>
         </w:rPr>
       </w:pPr>
       <w:r>
@@ -1549,7 +1550,19 @@
           <w:sz w:val="28"/>
           <w:szCs w:val="22"/>
         </w:rPr>
-        <w:t>工具。第i路信号相位相对于参考信号相位计算为</w:t>
+        <w:t>工</w:t>
+      </w:r>
+      <w:bookmarkStart w:id="0" w:name="_GoBack"/>
+      <w:bookmarkEnd w:id="0"/>
+      <w:r>
+        <w:rPr>
+          <w:rStyle w:val="7"/>
+          <w:rFonts w:hint="eastAsia" w:ascii="等线" w:hAnsi="等线" w:eastAsia="等线" w:cs="等线"/>
+          <w:b w:val="0"/>
+          <w:sz w:val="28"/>
+          <w:szCs w:val="22"/>
+        </w:rPr>
+        <w:t>具。第i路信号相位相对于参考信号相位计算为</w:t>
       </w:r>
       <m:oMath>
         <m:r>
@@ -2198,7 +2211,7 @@
           <w:szCs w:val="22"/>
           <w:lang w:val="en-US" w:eastAsia="zh-CN"/>
         </w:rPr>
-        <w:t>谱仪控制参考信号通道和通道i信号，使用方波包络的正弦函数信号，</w:t>
+        <w:t>谱仪控制参考信号通道和通道i信号，使用方波包络的正弦函数信号。可以使用示波器RF通道查看各路信号的频率是否与设定频率符合。</w:t>
       </w:r>
       <w:r>
         <w:rPr>
@@ -2242,8 +2255,6 @@
         </w:rPr>
         <w:t>。</w:t>
       </w:r>
-      <w:bookmarkStart w:id="0" w:name="_GoBack"/>
-      <w:bookmarkEnd w:id="0"/>
     </w:p>
     <w:p>
       <w:pPr>

--- a/MRI八通道 pTx RF相位校准系统设计方案.docx
+++ b/MRI八通道 pTx RF相位校准系统设计方案.docx
@@ -225,7 +225,30 @@
           <w:sz w:val="28"/>
           <w:szCs w:val="22"/>
         </w:rPr>
-        <w:t>校准程序输出以下结果（对于每个目标核拉莫尔频率都需要</w:t>
+        <w:t>校准程序输出以下结果</w:t>
+      </w:r>
+      <w:r>
+        <w:rPr>
+          <w:rStyle w:val="7"/>
+          <w:rFonts w:hint="eastAsia" w:ascii="等线" w:hAnsi="等线" w:eastAsia="等线" w:cs="等线"/>
+          <w:b w:val="0"/>
+          <w:bCs/>
+          <w:sz w:val="28"/>
+          <w:szCs w:val="22"/>
+          <w:lang w:eastAsia="zh-CN"/>
+        </w:rPr>
+        <w:t>，</w:t>
+      </w:r>
+      <w:r>
+        <w:rPr>
+          <w:rStyle w:val="7"/>
+          <w:rFonts w:hint="eastAsia" w:ascii="等线" w:hAnsi="等线" w:eastAsia="等线" w:cs="等线"/>
+          <w:b w:val="0"/>
+          <w:bCs/>
+          <w:sz w:val="28"/>
+          <w:szCs w:val="22"/>
+        </w:rPr>
+        <w:t>对于每个目标核拉莫尔频率都需要</w:t>
       </w:r>
       <w:r>
         <w:rPr>
@@ -239,16 +262,18 @@
         </w:rPr>
         <w:t>进行</w:t>
       </w:r>
-      <w:r>
-        <w:rPr>
-          <w:rStyle w:val="7"/>
-          <w:rFonts w:hint="eastAsia" w:ascii="等线" w:hAnsi="等线" w:eastAsia="等线" w:cs="等线"/>
-          <w:b w:val="0"/>
-          <w:bCs/>
-          <w:sz w:val="28"/>
-          <w:szCs w:val="22"/>
-        </w:rPr>
-        <w:t>）：</w:t>
+      <w:bookmarkStart w:id="0" w:name="_GoBack"/>
+      <w:bookmarkEnd w:id="0"/>
+      <w:r>
+        <w:rPr>
+          <w:rStyle w:val="7"/>
+          <w:rFonts w:hint="eastAsia" w:ascii="等线" w:hAnsi="等线" w:eastAsia="等线" w:cs="等线"/>
+          <w:b w:val="0"/>
+          <w:bCs/>
+          <w:sz w:val="28"/>
+          <w:szCs w:val="22"/>
+        </w:rPr>
+        <w:t>：</w:t>
       </w:r>
     </w:p>
     <w:p>
@@ -348,23 +373,24 @@
         <w:jc w:val="left"/>
         <w:rPr>
           <w:rStyle w:val="7"/>
-          <w:rFonts w:hint="eastAsia" w:ascii="等线" w:hAnsi="等线" w:eastAsia="等线" w:cs="等线"/>
-          <w:b w:val="0"/>
-          <w:bCs/>
-          <w:sz w:val="28"/>
-          <w:szCs w:val="22"/>
-        </w:rPr>
-      </w:pPr>
-      <w:r>
-        <w:rPr>
-          <w:rStyle w:val="7"/>
-          <w:rFonts w:hint="eastAsia" w:ascii="等线" w:hAnsi="等线" w:eastAsia="等线" w:cs="等线"/>
+          <w:rFonts w:hint="default" w:ascii="等线" w:hAnsi="等线" w:eastAsia="等线" w:cs="等线"/>
           <w:b w:val="0"/>
           <w:bCs/>
           <w:sz w:val="28"/>
           <w:szCs w:val="22"/>
           <w:lang w:val="en-US" w:eastAsia="zh-CN"/>
         </w:rPr>
+      </w:pPr>
+      <w:r>
+        <w:rPr>
+          <w:rStyle w:val="7"/>
+          <w:rFonts w:hint="eastAsia" w:ascii="等线" w:hAnsi="等线" w:eastAsia="等线" w:cs="等线"/>
+          <w:b w:val="0"/>
+          <w:bCs/>
+          <w:sz w:val="28"/>
+          <w:szCs w:val="22"/>
+          <w:lang w:val="en-US" w:eastAsia="zh-CN"/>
+        </w:rPr>
         <w:t>2</w:t>
       </w:r>
       <w:r>
@@ -399,6 +425,30 @@
           <w:szCs w:val="22"/>
         </w:rPr>
         <w:t>功率-相位差曲线</w:t>
+      </w:r>
+      <w:r>
+        <w:rPr>
+          <w:rStyle w:val="7"/>
+          <w:rFonts w:hint="eastAsia" w:ascii="等线" w:hAnsi="等线" w:eastAsia="等线" w:cs="等线"/>
+          <w:b w:val="0"/>
+          <w:bCs/>
+          <w:sz w:val="28"/>
+          <w:szCs w:val="22"/>
+          <w:lang w:eastAsia="zh-CN"/>
+        </w:rPr>
+        <w:t>（</w:t>
+      </w:r>
+      <w:r>
+        <w:rPr>
+          <w:rStyle w:val="7"/>
+          <w:rFonts w:hint="eastAsia" w:ascii="等线" w:hAnsi="等线" w:eastAsia="等线" w:cs="等线"/>
+          <w:b w:val="0"/>
+          <w:bCs/>
+          <w:sz w:val="28"/>
+          <w:szCs w:val="22"/>
+          <w:lang w:val="en-US" w:eastAsia="zh-CN"/>
+        </w:rPr>
+        <w:t>这个有必要吗？）</w:t>
       </w:r>
     </w:p>
     <w:p>
@@ -1550,19 +1600,7 @@
           <w:sz w:val="28"/>
           <w:szCs w:val="22"/>
         </w:rPr>
-        <w:t>工</w:t>
-      </w:r>
-      <w:bookmarkStart w:id="0" w:name="_GoBack"/>
-      <w:bookmarkEnd w:id="0"/>
-      <w:r>
-        <w:rPr>
-          <w:rStyle w:val="7"/>
-          <w:rFonts w:hint="eastAsia" w:ascii="等线" w:hAnsi="等线" w:eastAsia="等线" w:cs="等线"/>
-          <w:b w:val="0"/>
-          <w:sz w:val="28"/>
-          <w:szCs w:val="22"/>
-        </w:rPr>
-        <w:t>具。第i路信号相位相对于参考信号相位计算为</w:t>
+        <w:t>工具。第i路信号相位相对于参考信号相位计算为</w:t>
       </w:r>
       <m:oMath>
         <m:r>
